--- a/4. RESULTADOS/05_resultados_y_mecanismos/T07_robustez_ano_base.docx
+++ b/4. RESULTADOS/05_resultados_y_mecanismos/T07_robustez_ano_base.docx
@@ -599,7 +599,7 @@
                 <w:szCs w:val="22"/>
                 <w:color w:val="000000"/>
               </w:rPr>
-              <w:t xml:space="preserve">-1.817</w:t>
+              <w:t xml:space="preserve">-1.407</w:t>
             </w:r>
           </w:p>
         </w:tc>
@@ -654,7 +654,7 @@
                 <w:szCs w:val="22"/>
                 <w:color w:val="000000"/>
               </w:rPr>
-              <w:t xml:space="preserve">-2.958</w:t>
+              <w:t xml:space="preserve">-2.418</w:t>
             </w:r>
           </w:p>
         </w:tc>
@@ -709,7 +709,7 @@
                 <w:szCs w:val="22"/>
                 <w:color w:val="000000"/>
               </w:rPr>
-              <w:t xml:space="preserve">-0.677</w:t>
+              <w:t xml:space="preserve">-0.395</w:t>
             </w:r>
           </w:p>
         </w:tc>
@@ -764,7 +764,7 @@
                 <w:szCs w:val="22"/>
                 <w:color w:val="000000"/>
               </w:rPr>
-              <w:t xml:space="preserve">0.002</w:t>
+              <w:t xml:space="preserve">0.006</w:t>
             </w:r>
           </w:p>
         </w:tc>
@@ -989,7 +989,7 @@
                 <w:szCs w:val="22"/>
                 <w:color w:val="000000"/>
               </w:rPr>
-              <w:t xml:space="preserve">4.038</w:t>
+              <w:t xml:space="preserve">3.269</w:t>
             </w:r>
           </w:p>
         </w:tc>
@@ -1044,7 +1044,7 @@
                 <w:szCs w:val="22"/>
                 <w:color w:val="000000"/>
               </w:rPr>
-              <w:t xml:space="preserve">2.922</w:t>
+              <w:t xml:space="preserve">2.313</w:t>
             </w:r>
           </w:p>
         </w:tc>
@@ -1099,7 +1099,7 @@
                 <w:szCs w:val="22"/>
                 <w:color w:val="000000"/>
               </w:rPr>
-              <w:t xml:space="preserve">5.153</w:t>
+              <w:t xml:space="preserve">4.226</w:t>
             </w:r>
           </w:p>
         </w:tc>
@@ -1379,7 +1379,7 @@
                 <w:szCs w:val="22"/>
                 <w:color w:val="000000"/>
               </w:rPr>
-              <w:t xml:space="preserve">0.009</w:t>
+              <w:t xml:space="preserve">-3.371</w:t>
             </w:r>
           </w:p>
         </w:tc>
@@ -1434,7 +1434,7 @@
                 <w:szCs w:val="22"/>
                 <w:color w:val="000000"/>
               </w:rPr>
-              <w:t xml:space="preserve">-1.839</w:t>
+              <w:t xml:space="preserve">-5.104</w:t>
             </w:r>
           </w:p>
         </w:tc>
@@ -1489,7 +1489,7 @@
                 <w:szCs w:val="22"/>
                 <w:color w:val="000000"/>
               </w:rPr>
-              <w:t xml:space="preserve">1.857</w:t>
+              <w:t xml:space="preserve">-1.638</w:t>
             </w:r>
           </w:p>
         </w:tc>
@@ -1544,7 +1544,7 @@
                 <w:szCs w:val="22"/>
                 <w:color w:val="000000"/>
               </w:rPr>
-              <w:t xml:space="preserve">0.992</w:t>
+              <w:t xml:space="preserve">0.000</w:t>
             </w:r>
           </w:p>
         </w:tc>
@@ -1599,7 +1599,7 @@
                 <w:szCs w:val="22"/>
                 <w:color w:val="000000"/>
               </w:rPr>
-              <w:t xml:space="preserve"/>
+              <w:t xml:space="preserve">***</w:t>
             </w:r>
           </w:p>
         </w:tc>
@@ -1769,7 +1769,7 @@
                 <w:szCs w:val="22"/>
                 <w:color w:val="000000"/>
               </w:rPr>
-              <w:t xml:space="preserve">-1.754</w:t>
+              <w:t xml:space="preserve">-0.766</w:t>
             </w:r>
           </w:p>
         </w:tc>
@@ -1824,7 +1824,7 @@
                 <w:szCs w:val="22"/>
                 <w:color w:val="000000"/>
               </w:rPr>
-              <w:t xml:space="preserve">-2.945</w:t>
+              <w:t xml:space="preserve">-1.895</w:t>
             </w:r>
           </w:p>
         </w:tc>
@@ -1879,7 +1879,7 @@
                 <w:szCs w:val="22"/>
                 <w:color w:val="000000"/>
               </w:rPr>
-              <w:t xml:space="preserve">-0.562</w:t>
+              <w:t xml:space="preserve">0.363</w:t>
             </w:r>
           </w:p>
         </w:tc>
@@ -1934,7 +1934,7 @@
                 <w:szCs w:val="22"/>
                 <w:color w:val="000000"/>
               </w:rPr>
-              <w:t xml:space="preserve">0.004</w:t>
+              <w:t xml:space="preserve">0.184</w:t>
             </w:r>
           </w:p>
         </w:tc>
@@ -1989,7 +1989,7 @@
                 <w:szCs w:val="22"/>
                 <w:color w:val="000000"/>
               </w:rPr>
-              <w:t xml:space="preserve">***</w:t>
+              <w:t xml:space="preserve"/>
             </w:r>
           </w:p>
         </w:tc>
